--- a/data/samples/gen_0004.docx
+++ b/data/samples/gen_0004.docx
@@ -127,7 +127,7 @@
     </w:p>
     <w:p>
       <w:r>
-        <w:t>开挖至坑底期间，监测频率为1次/d。</w:t>
+        <w:t>开挖至坑底期间，监测频率为2次/d。</w:t>
       </w:r>
     </w:p>
     <w:p>
